--- a/docs/CardioSentinel_Research_Execution_Handbook_v1.3.docx
+++ b/docs/CardioSentinel_Research_Execution_Handbook_v1.3.docx
@@ -337,6 +337,27 @@
     <w:p>
       <w:r>
         <w:t>test. Everything else is consumed. §51 is the ledger, and it is the most decision-relevant page in this document.</w:t>
+      </w:r>
+    </w:p>
+    <w:p>
+      <w:r>
+        <w:rPr>
+          <w:b/>
+        </w:rPr>
+        <w:t>One finding generalises past ECG.</w:t>
+      </w:r>
+      <w:r>
+        <w:t xml:space="preserve"> Three headline numbers — T1's subject-macro </w:t>
+      </w:r>
+      <w:r>
+        <w:rPr>
+          <w:rFonts w:ascii="Consolas" w:hAnsi="Consolas"/>
+          <w:sz w:val="18"/>
+        </w:rPr>
+        <w:t>episode_f1</w:t>
+      </w:r>
+      <w:r>
+        <w:t>, T2's subject-macro AUPRC, U1's ECE — each concealed a denominator that was not what it looked like, in three different experiments, found by three different checks, and never by the metric itself. §49.8.</w:t>
       </w:r>
     </w:p>
     <w:p>
@@ -10780,7 +10801,307 @@
         <w:pStyle w:val="Heading2"/>
       </w:pPr>
       <w:r>
-        <w:t>49.8 NOT SUPPORTED</w:t>
+        <w:t>49.8 Three headline numbers whose denominator is not what it looks like</w:t>
+      </w:r>
+    </w:p>
+    <w:p>
+      <w:r>
+        <w:rPr>
+          <w:b/>
+        </w:rPr>
+        <w:t>This is a finding, not a limitations list</w:t>
+      </w:r>
+      <w:r>
+        <w:t>, and it is the one a methodology paper can generalise from. Three of the programme's headline figures came from three different experiments, three different teams of assumptions, and three different metrics — and all three concealed the same defect until someone looked underneath.</w:t>
+      </w:r>
+    </w:p>
+    <w:tbl>
+      <w:tblPr>
+        <w:tblStyle w:val="TableGrid"/>
+        <w:tblW w:type="auto" w:w="0"/>
+        <w:tblLook w:firstColumn="1" w:firstRow="1" w:lastColumn="0" w:lastRow="0" w:noHBand="0" w:noVBand="1" w:val="04A0"/>
+      </w:tblPr>
+      <w:tblGrid>
+        <w:gridCol w:w="3437"/>
+        <w:gridCol w:w="3437"/>
+        <w:gridCol w:w="3437"/>
+      </w:tblGrid>
+      <w:tr>
+        <w:tc>
+          <w:tcPr>
+            <w:tcW w:type="dxa" w:w="3437"/>
+          </w:tcPr>
+          <w:p>
+            <w:r>
+              <w:rPr>
+                <w:b/>
+              </w:rPr>
+              <w:t>Experiment</w:t>
+            </w:r>
+          </w:p>
+        </w:tc>
+        <w:tc>
+          <w:tcPr>
+            <w:tcW w:type="dxa" w:w="3437"/>
+          </w:tcPr>
+          <w:p>
+            <w:r>
+              <w:rPr>
+                <w:b/>
+              </w:rPr>
+              <w:t>The headline</w:t>
+            </w:r>
+          </w:p>
+        </w:tc>
+        <w:tc>
+          <w:tcPr>
+            <w:tcW w:type="dxa" w:w="3437"/>
+          </w:tcPr>
+          <w:p>
+            <w:r>
+              <w:rPr>
+                <w:b/>
+              </w:rPr>
+              <w:t>What the denominator actually is</w:t>
+            </w:r>
+          </w:p>
+        </w:tc>
+      </w:tr>
+      <w:tr>
+        <w:tc>
+          <w:tcPr>
+            <w:tcW w:type="dxa" w:w="3437"/>
+          </w:tcPr>
+          <w:p>
+            <w:r>
+              <w:rPr>
+                <w:b/>
+              </w:rPr>
+              <w:t>T1</w:t>
+            </w:r>
+          </w:p>
+        </w:tc>
+        <w:tc>
+          <w:tcPr>
+            <w:tcW w:type="dxa" w:w="3437"/>
+          </w:tcPr>
+          <w:p>
+            <w:r>
+              <w:t xml:space="preserve">subject-macro </w:t>
+            </w:r>
+            <w:r>
+              <w:rPr>
+                <w:rFonts w:ascii="Consolas" w:hAnsi="Consolas"/>
+                <w:sz w:val="18"/>
+              </w:rPr>
+              <w:t>episode_f1</w:t>
+            </w:r>
+            <w:r>
+              <w:t xml:space="preserve"> </w:t>
+            </w:r>
+            <w:r>
+              <w:rPr>
+                <w:b/>
+              </w:rPr>
+              <w:t>0.2524</w:t>
+            </w:r>
+            <w:r>
+              <w:t xml:space="preserve"> over 12 subjects</w:t>
+            </w:r>
+          </w:p>
+        </w:tc>
+        <w:tc>
+          <w:tcPr>
+            <w:tcW w:type="dxa" w:w="3437"/>
+          </w:tcPr>
+          <w:p>
+            <w:r>
+              <w:rPr>
+                <w:b/>
+              </w:rPr>
+              <w:t>Defined for 12, meaningful for 9.</w:t>
+            </w:r>
+            <w:r>
+              <w:t xml:space="preserve"> Three subjects have </w:t>
+            </w:r>
+            <w:r>
+              <w:rPr>
+                <w:i/>
+              </w:rPr>
+              <w:t>no reference episodes at all</w:t>
+            </w:r>
+            <w:r>
+              <w:t xml:space="preserve">, so their zero is a false-alarm penalty, not a detection failure — and it pushes the operating point in the </w:t>
+            </w:r>
+            <w:r>
+              <w:rPr>
+                <w:i/>
+              </w:rPr>
+              <w:t>opposite</w:t>
+            </w:r>
+            <w:r>
+              <w:t xml:space="preserve"> direction from the four genuine misses (§49.2)</w:t>
+            </w:r>
+          </w:p>
+        </w:tc>
+      </w:tr>
+      <w:tr>
+        <w:tc>
+          <w:tcPr>
+            <w:tcW w:type="dxa" w:w="3437"/>
+          </w:tcPr>
+          <w:p>
+            <w:r>
+              <w:rPr>
+                <w:b/>
+              </w:rPr>
+              <w:t>T2</w:t>
+            </w:r>
+          </w:p>
+        </w:tc>
+        <w:tc>
+          <w:tcPr>
+            <w:tcW w:type="dxa" w:w="3437"/>
+          </w:tcPr>
+          <w:p>
+            <w:r>
+              <w:t xml:space="preserve">subject-macro AUPRC </w:t>
+            </w:r>
+            <w:r>
+              <w:rPr>
+                <w:b/>
+              </w:rPr>
+              <w:t>0.428152</w:t>
+            </w:r>
+          </w:p>
+        </w:tc>
+        <w:tc>
+          <w:tcPr>
+            <w:tcW w:type="dxa" w:w="3437"/>
+          </w:tcPr>
+          <w:p>
+            <w:r>
+              <w:t xml:space="preserve">A mean over </w:t>
+            </w:r>
+            <w:r>
+              <w:rPr>
+                <w:b/>
+              </w:rPr>
+              <w:t>9 of 12</w:t>
+            </w:r>
+            <w:r>
+              <w:t xml:space="preserve"> subjects, both arms. </w:t>
+            </w:r>
+            <w:r>
+              <w:rPr>
+                <w:rFonts w:ascii="Consolas" w:hAnsi="Consolas"/>
+                <w:sz w:val="18"/>
+              </w:rPr>
+              <w:t>non_contributing_subject_count: 3</w:t>
+            </w:r>
+            <w:r>
+              <w:t xml:space="preserve"> is in the artifact (§49.4)</w:t>
+            </w:r>
+          </w:p>
+        </w:tc>
+      </w:tr>
+      <w:tr>
+        <w:tc>
+          <w:tcPr>
+            <w:tcW w:type="dxa" w:w="3437"/>
+          </w:tcPr>
+          <w:p>
+            <w:r>
+              <w:rPr>
+                <w:b/>
+              </w:rPr>
+              <w:t>U1</w:t>
+            </w:r>
+          </w:p>
+        </w:tc>
+        <w:tc>
+          <w:tcPr>
+            <w:tcW w:type="dxa" w:w="3437"/>
+          </w:tcPr>
+          <w:p>
+            <w:r>
+              <w:t xml:space="preserve">ECE equal-width </w:t>
+            </w:r>
+            <w:r>
+              <w:rPr>
+                <w:b/>
+              </w:rPr>
+              <w:t>0.016991</w:t>
+            </w:r>
+          </w:p>
+        </w:tc>
+        <w:tc>
+          <w:tcPr>
+            <w:tcW w:type="dxa" w:w="3437"/>
+          </w:tcPr>
+          <w:p>
+            <w:r>
+              <w:t xml:space="preserve">Carried by one bin: equal-width bin 0 holds </w:t>
+            </w:r>
+            <w:r>
+              <w:rPr>
+                <w:b/>
+              </w:rPr>
+              <w:t>398,513 of 473,897 rows</w:t>
+            </w:r>
+            <w:r>
+              <w:t>. The calibrator is well-behaved where almost all the mass is and over-predicts badly where a clinician would act (§49.6)</w:t>
+            </w:r>
+          </w:p>
+        </w:tc>
+      </w:tr>
+    </w:tbl>
+    <w:p>
+      <w:r>
+        <w:rPr>
+          <w:b/>
+        </w:rPr>
+        <w:t>Three for three.</w:t>
+      </w:r>
+      <w:r>
+        <w:t xml:space="preserve"> Each was found by a different check, none by the metric itself, and in each case the summary statistic was </w:t>
+      </w:r>
+      <w:r>
+        <w:rPr>
+          <w:i/>
+        </w:rPr>
+        <w:t>correctly computed</w:t>
+      </w:r>
+      <w:r>
+        <w:t xml:space="preserve"> — the arithmetic was never wrong. </w:t>
+      </w:r>
+      <w:r>
+        <w:rPr>
+          <w:b/>
+        </w:rPr>
+        <w:t>Availability analysis that asks only "is this metric defined?" catches none of them.</w:t>
+      </w:r>
+      <w:r>
+        <w:t xml:space="preserve"> §46.1 requires both checks because T1 taught the lesson; T2 and U1 are the evidence that the lesson generalises past the experiment that produced it.</w:t>
+      </w:r>
+    </w:p>
+    <w:p>
+      <w:r>
+        <w:rPr>
+          <w:b/>
+        </w:rPr>
+        <w:t>The methodological claim this supports</w:t>
+      </w:r>
+      <w:r>
+        <w:t xml:space="preserve"> — and it is a claim about method, not about ECG — is that a scalar summary over a heterogeneous population needs its contributing-unit count reported beside it as a matter of course, not as a caveat added when someone happens to check. Appendix A claim 23 makes that binding for this programme.</w:t>
+      </w:r>
+    </w:p>
+    <w:p>
+      <w:pPr>
+        <w:pStyle w:val="Heading2"/>
+      </w:pPr>
+      <w:r>
+        <w:t>49.9 NOT SUPPORTED</w:t>
       </w:r>
     </w:p>
     <w:p>

--- a/docs/CardioSentinel_Research_Execution_Handbook_v1.3.docx
+++ b/docs/CardioSentinel_Research_Execution_Handbook_v1.3.docx
@@ -27,7 +27,7 @@
         <w:t>Date:</w:t>
       </w:r>
       <w:r>
-        <w:t xml:space="preserve"> 2026-08-22 · </w:t>
+        <w:t xml:space="preserve"> 2026-08-23 · </w:t>
       </w:r>
       <w:r>
         <w:rPr>
@@ -848,7 +848,7 @@
               <w:rPr>
                 <w:b/>
               </w:rPr>
-              <w:t>22 Aug 2026</w:t>
+              <w:t>23 Aug 2026</w:t>
             </w:r>
           </w:p>
         </w:tc>
@@ -3744,7 +3744,7 @@
         <w:pStyle w:val="Heading1"/>
       </w:pPr>
       <w:r>
-        <w:t>§39 Current execution snapshot — 22 August 2026</w:t>
+        <w:t>§39 Current execution snapshot — 23 August 2026</w:t>
       </w:r>
     </w:p>
     <w:p>
@@ -14948,7 +14948,7 @@
         <w:t>d5a86ce</w:t>
       </w:r>
       <w:r>
-        <w:t xml:space="preserve"> on 2026-08-22._</w:t>
+        <w:t xml:space="preserve"> on 2026-08-23._</w:t>
       </w:r>
     </w:p>
     <w:p>
